--- a/docs/REP-2500_propuesta-fases-localidad.docx
+++ b/docs/REP-2500_propuesta-fases-localidad.docx
@@ -56,7 +56,7 @@
           <w:sz w:val="20"/>
           <w:szCs w:val="20"/>
         </w:rPr>
-        <w:t xml:space="preserve">Versión 1.0 · 15 de septiembre de 2026 · Construcción · Proyecto RAR-2026</w:t>
+        <w:t xml:space="preserve">Versión 1.2 · 15 de septiembre de 2026 · Construcción · Proyecto RAR-2026</w:t>
       </w:r>
     </w:p>
     <w:p>
@@ -72,7 +72,7 @@
         </w:rPr>
         <w:t xml:space="preserve">Responde a: </w:t>
       </w:r>
-      <w:hyperlink w:history="1" r:id="rIduo-d4imrzbxsfjxriny7q">
+      <w:hyperlink w:history="1" r:id="rId6rtmc7qbpjzkjyja340be">
         <w:r>
           <w:rPr>
             <w:rStyle w:val="Hyperlink"/>
@@ -87,7 +87,7 @@
           <w:sz w:val="20"/>
           <w:szCs w:val="20"/>
         </w:rPr>
-        <w:t xml:space="preserve"> y a la devolución de Leo — Hernán de acuerdo.</w:t>
+        <w:t xml:space="preserve"> y a la devolución de Leo y Hernán en Jira (15/09) — ver §5 sobre el proveedor de geocoding.</w:t>
       </w:r>
     </w:p>
     <w:p>
@@ -103,7 +103,7 @@
         </w:rPr>
         <w:t xml:space="preserve">Jira: </w:t>
       </w:r>
-      <w:hyperlink w:history="1" r:id="rIdh6mh87twtxshlm1ymadth">
+      <w:hyperlink w:history="1" r:id="rIdrazwa8ixr25oxt8lt8m0o">
         <w:r>
           <w:rPr>
             <w:rStyle w:val="Hyperlink"/>
@@ -184,7 +184,7 @@
           <w:sz w:val="21"/>
           <w:szCs w:val="21"/>
         </w:rPr>
-        <w:t xml:space="preserve">Responder a la propuesta de Leo (Opción 4 automática con Opción 1 como contingencia) con un análisis técnico y una recomendación de cómo secuenciarla, antes de empezar a implementar.</w:t>
+        <w:t xml:space="preserve">Responder a la propuesta de Leo (Opción 4 automática con Opción 1 como contingencia) con un análisis técnico, y resolver con evidencia la discusión abierta entre Leo y Hernán sobre qué proveedor de geocoding usar en la Fase 2.</w:t>
       </w:r>
     </w:p>
     <w:p>
@@ -229,7 +229,7 @@
           <w:sz w:val="21"/>
           <w:szCs w:val="21"/>
         </w:rPr>
-        <w:t xml:space="preserve">El patrón es correcto — automático primero, con un camino manual de respaldo, es justo lo que evita que el ciudadano quede trabado si una API externa falla. El punto de este documento no es objetar la idea, sino señalar que combina dos piezas de tamaño muy distinto y proponer cómo secuenciarlas.</w:t>
+        <w:t xml:space="preserve">El patrón es correcto — automático primero, con un camino manual de respaldo, es justo lo que evita que el ciudadano quede trabado si una API externa falla.</w:t>
       </w:r>
     </w:p>
     <w:p>
@@ -243,14 +243,79 @@
     </w:p>
     <w:p>
       <w:pPr>
-        <w:spacing w:after="150"/>
-      </w:pPr>
-      <w:r>
-        <w:rPr>
-          <w:sz w:val="21"/>
-          <w:szCs w:val="21"/>
-        </w:rPr>
-        <w:t xml:space="preserve">Combinar las dos opciones trae de vuelta todo el tamaño de la Opción 4 (que en el documento anterior se había dejado fuera de alcance de REP-2500 precisamente por su tamaño). Implementar el reverse-geocoding real implica tres piezas nuevas, ninguna trivial:</w:t>
+        <w:pStyle w:val="ListParagraph"/>
+        <w:numPr>
+          <w:ilvl w:val="0"/>
+          <w:numId w:val="2"/>
+        </w:numPr>
+        <w:spacing w:after="70"/>
+      </w:pPr>
+      <w:r>
+        <w:rPr>
+          <w:sz w:val="21"/>
+          <w:szCs w:val="21"/>
+        </w:rPr>
+        <w:t xml:space="preserve">Elegir un proveedor externo — ver comparación en §5.</w:t>
+      </w:r>
+    </w:p>
+    <w:p>
+      <w:pPr>
+        <w:pStyle w:val="ListParagraph"/>
+        <w:numPr>
+          <w:ilvl w:val="0"/>
+          <w:numId w:val="2"/>
+        </w:numPr>
+        <w:spacing w:after="70"/>
+      </w:pPr>
+      <w:r>
+        <w:rPr>
+          <w:sz w:val="21"/>
+          <w:szCs w:val="21"/>
+        </w:rPr>
+        <w:t xml:space="preserve">Matchear el resultado contra localities: el proveedor devuelve texto libre, no un id de la tabla.</w:t>
+      </w:r>
+    </w:p>
+    <w:p>
+      <w:pPr>
+        <w:pStyle w:val="ListParagraph"/>
+        <w:numPr>
+          <w:ilvl w:val="0"/>
+          <w:numId w:val="2"/>
+        </w:numPr>
+        <w:spacing w:after="70"/>
+      </w:pPr>
+      <w:r>
+        <w:rPr>
+          <w:sz w:val="21"/>
+          <w:szCs w:val="21"/>
+        </w:rPr>
+        <w:t xml:space="preserve">Ya hay un problema de datos: dos filas "Avellaneda" duplicadas en localities.</w:t>
+      </w:r>
+    </w:p>
+    <w:p>
+      <w:pPr>
+        <w:pStyle w:val="ListParagraph"/>
+        <w:numPr>
+          <w:ilvl w:val="0"/>
+          <w:numId w:val="2"/>
+        </w:numPr>
+        <w:spacing w:after="70"/>
+      </w:pPr>
+      <w:r>
+        <w:rPr>
+          <w:sz w:val="21"/>
+          <w:szCs w:val="21"/>
+        </w:rPr>
+        <w:t xml:space="preserve">Falta definir el criterio exacto de "cuándo cae al fallback".</w:t>
+      </w:r>
+    </w:p>
+    <w:p>
+      <w:pPr>
+        <w:pStyle w:val="Heading1"/>
+        <w:spacing w:after="120" w:before="260"/>
+      </w:pPr>
+      <w:r>
+        <w:t xml:space="preserve">3. Recomendación: dos fases, no una entrega</w:t>
       </w:r>
     </w:p>
     <w:p>
@@ -264,7 +329,111 @@
           <w:sz w:val="21"/>
           <w:szCs w:val="21"/>
         </w:rPr>
-        <w:t xml:space="preserve">a) Elegir un proveedor externo.</w:t>
+        <w:t xml:space="preserve">Fase 1 — REP-2500, Sprint 12 (ahora).</w:t>
+      </w:r>
+    </w:p>
+    <w:p>
+      <w:pPr>
+        <w:spacing w:after="150"/>
+      </w:pPr>
+      <w:r>
+        <w:rPr>
+          <w:sz w:val="21"/>
+          <w:szCs w:val="21"/>
+        </w:rPr>
+        <w:t xml:space="preserve">Selector manual (Opción 1) como única vía. Cierra el ticket sin depender de decisiones externas todavía pendientes.</w:t>
+      </w:r>
+    </w:p>
+    <w:p>
+      <w:pPr>
+        <w:spacing w:after="80" w:before="100"/>
+      </w:pPr>
+      <w:r>
+        <w:rPr>
+          <w:b/>
+          <w:bCs/>
+          <w:sz w:val="21"/>
+          <w:szCs w:val="21"/>
+        </w:rPr>
+        <w:t xml:space="preserve">Fase 2 — ticket aparte, sprint a definir.</w:t>
+      </w:r>
+    </w:p>
+    <w:p>
+      <w:pPr>
+        <w:spacing w:after="150"/>
+      </w:pPr>
+      <w:r>
+        <w:rPr>
+          <w:sz w:val="21"/>
+          <w:szCs w:val="21"/>
+        </w:rPr>
+        <w:t xml:space="preserve">Reverse-geocoding automático encima del selector: si falla o hay baja confianza, precarga el selector de la Fase 1 en vez de dejarlo vacío.</w:t>
+      </w:r>
+    </w:p>
+    <w:p>
+      <w:pPr>
+        <w:pBdr>
+          <w:left w:val="single" w:color="999999" w:sz="18" w:space="8"/>
+        </w:pBdr>
+        <w:spacing w:after="200"/>
+      </w:pPr>
+      <w:r>
+        <w:rPr>
+          <w:b/>
+          <w:bCs/>
+          <w:sz w:val="21"/>
+          <w:szCs w:val="21"/>
+        </w:rPr>
+        <w:t xml:space="preserve">Confirmado por Leo y Hernán (Jira, 15/09). </w:t>
+      </w:r>
+      <w:r>
+        <w:rPr>
+          <w:sz w:val="21"/>
+          <w:szCs w:val="21"/>
+        </w:rPr>
+        <w:t xml:space="preserve">Ambos coinciden con esta secuencia. La única diferencia entre sus mensajes es el proveedor: Leo propone Google Geocoding, Hernán propone OpenStreetMap/Nominatim. Se resuelve en §5.</w:t>
+      </w:r>
+    </w:p>
+    <w:p>
+      <w:pPr>
+        <w:pStyle w:val="Heading1"/>
+        <w:spacing w:after="120" w:before="260"/>
+      </w:pPr>
+      <w:r>
+        <w:t xml:space="preserve">4. Fuera de alcance de esta propuesta</w:t>
+      </w:r>
+    </w:p>
+    <w:p>
+      <w:pPr>
+        <w:spacing w:after="150"/>
+      </w:pPr>
+      <w:r>
+        <w:rPr>
+          <w:sz w:val="21"/>
+          <w:szCs w:val="21"/>
+        </w:rPr>
+        <w:t xml:space="preserve">Todo lo referido al frente RAG (V-01 a V-13) — Leo pidió explícitamente priorizar cerrar ese frente primero este sprint. Ver REP-2908-VERIF_devolucion-a-hernan.docx.</w:t>
+      </w:r>
+    </w:p>
+    <w:p>
+      <w:pPr>
+        <w:pStyle w:val="Heading1"/>
+        <w:spacing w:after="120" w:before="260"/>
+      </w:pPr>
+      <w:r>
+        <w:t xml:space="preserve">5. Google Geocoding vs. OpenStreetMap/Nominatim — comparación para resolver O-2</w:t>
+      </w:r>
+    </w:p>
+    <w:p>
+      <w:pPr>
+        <w:spacing w:after="150"/>
+      </w:pPr>
+      <w:r>
+        <w:rPr>
+          <w:sz w:val="21"/>
+          <w:szCs w:val="21"/>
+        </w:rPr>
+        <w:t xml:space="preserve">Leo cita la página oficial de precios de Google Maps Platform: la Geocoding API da 10.000 solicitudes gratis por mes, y recién a partir de la 10.001 cobra 5 USD por cada 1.000. Verificado contra la fuente: el número es correcto. Para el volumen de un MVP, sobra.</w:t>
       </w:r>
     </w:p>
     <w:tbl>
@@ -281,9 +450,8 @@
       </w:tblPr>
       <w:tblGrid>
         <w:gridCol w:w="2400"/>
-        <w:gridCol w:w="1800"/>
-        <w:gridCol w:w="2650"/>
-        <w:gridCol w:w="2500"/>
+        <w:gridCol w:w="3475"/>
+        <w:gridCol w:w="3475"/>
       </w:tblGrid>
       <w:tr>
         <w:tc>
@@ -305,13 +473,13 @@
                 <w:sz w:val="19"/>
                 <w:szCs w:val="19"/>
               </w:rPr>
-              <w:t xml:space="preserve">Proveedor</w:t>
-            </w:r>
-          </w:p>
-        </w:tc>
-        <w:tc>
-          <w:tcPr>
-            <w:tcW w:type="dxa" w:w="1800"/>
+              <w:t xml:space="preserve"/>
+            </w:r>
+          </w:p>
+        </w:tc>
+        <w:tc>
+          <w:tcPr>
+            <w:tcW w:type="dxa" w:w="3475"/>
             <w:shd w:fill="D9E2F3" w:val="clear"/>
             <w:tcMar>
               <w:top w:type="dxa" w:w="70"/>
@@ -328,13 +496,13 @@
                 <w:sz w:val="19"/>
                 <w:szCs w:val="19"/>
               </w:rPr>
-              <w:t xml:space="preserve">Costo</w:t>
-            </w:r>
-          </w:p>
-        </w:tc>
-        <w:tc>
-          <w:tcPr>
-            <w:tcW w:type="dxa" w:w="2650"/>
+              <w:t xml:space="preserve">Google Geocoding API</w:t>
+            </w:r>
+          </w:p>
+        </w:tc>
+        <w:tc>
+          <w:tcPr>
+            <w:tcW w:type="dxa" w:w="3475"/>
             <w:shd w:fill="D9E2F3" w:val="clear"/>
             <w:tcMar>
               <w:top w:type="dxa" w:w="70"/>
@@ -351,30 +519,7 @@
                 <w:sz w:val="19"/>
                 <w:szCs w:val="19"/>
               </w:rPr>
-              <w:t xml:space="preserve">Precisión en Argentina</w:t>
-            </w:r>
-          </w:p>
-        </w:tc>
-        <w:tc>
-          <w:tcPr>
-            <w:tcW w:type="dxa" w:w="2500"/>
-            <w:shd w:fill="D9E2F3" w:val="clear"/>
-            <w:tcMar>
-              <w:top w:type="dxa" w:w="70"/>
-              <w:left w:type="dxa" w:w="90"/>
-              <w:bottom w:type="dxa" w:w="70"/>
-              <w:right w:type="dxa" w:w="90"/>
-            </w:tcMar>
-          </w:tcPr>
-          <w:p>
-            <w:r>
-              <w:rPr>
-                <w:b/>
-                <w:bCs/>
-                <w:sz w:val="19"/>
-                <w:szCs w:val="19"/>
-              </w:rPr>
-              <w:t xml:space="preserve">Límite de uso</w:t>
+              <w:t xml:space="preserve">OpenStreetMap / Nominatim</w:t>
             </w:r>
           </w:p>
         </w:tc>
@@ -398,73 +543,51 @@
                 <w:sz w:val="19"/>
                 <w:szCs w:val="19"/>
               </w:rPr>
-              <w:t xml:space="preserve">Google Geocoding API</w:t>
-            </w:r>
-          </w:p>
-        </w:tc>
-        <w:tc>
-          <w:tcPr>
-            <w:tcW w:type="dxa" w:w="1800"/>
-            <w:tcMar>
-              <w:top w:type="dxa" w:w="70"/>
-              <w:left w:type="dxa" w:w="90"/>
-              <w:bottom w:type="dxa" w:w="70"/>
-              <w:right w:type="dxa" w:w="90"/>
-            </w:tcMar>
-          </w:tcPr>
-          <w:p>
-            <w:r>
-              <w:rPr>
-                <w:b w:val="false"/>
-                <w:bCs w:val="false"/>
-                <w:sz w:val="19"/>
-                <w:szCs w:val="19"/>
-              </w:rPr>
-              <w:t xml:space="preserve">Pago por request</w:t>
-            </w:r>
-          </w:p>
-        </w:tc>
-        <w:tc>
-          <w:tcPr>
-            <w:tcW w:type="dxa" w:w="2650"/>
-            <w:tcMar>
-              <w:top w:type="dxa" w:w="70"/>
-              <w:left w:type="dxa" w:w="90"/>
-              <w:bottom w:type="dxa" w:w="70"/>
-              <w:right w:type="dxa" w:w="90"/>
-            </w:tcMar>
-          </w:tcPr>
-          <w:p>
-            <w:r>
-              <w:rPr>
-                <w:b w:val="false"/>
-                <w:bCs w:val="false"/>
-                <w:sz w:val="19"/>
-                <w:szCs w:val="19"/>
-              </w:rPr>
-              <w:t xml:space="preserve">Alta</w:t>
-            </w:r>
-          </w:p>
-        </w:tc>
-        <w:tc>
-          <w:tcPr>
-            <w:tcW w:type="dxa" w:w="2500"/>
-            <w:tcMar>
-              <w:top w:type="dxa" w:w="70"/>
-              <w:left w:type="dxa" w:w="90"/>
-              <w:bottom w:type="dxa" w:w="70"/>
-              <w:right w:type="dxa" w:w="90"/>
-            </w:tcMar>
-          </w:tcPr>
-          <w:p>
-            <w:r>
-              <w:rPr>
-                <w:b w:val="false"/>
-                <w:bCs w:val="false"/>
-                <w:sz w:val="19"/>
-                <w:szCs w:val="19"/>
-              </w:rPr>
-              <w:t xml:space="preserve">Cuota configurable, requiere billing</w:t>
+              <w:t xml:space="preserve">Costo</w:t>
+            </w:r>
+          </w:p>
+        </w:tc>
+        <w:tc>
+          <w:tcPr>
+            <w:tcW w:type="dxa" w:w="3475"/>
+            <w:tcMar>
+              <w:top w:type="dxa" w:w="70"/>
+              <w:left w:type="dxa" w:w="90"/>
+              <w:bottom w:type="dxa" w:w="70"/>
+              <w:right w:type="dxa" w:w="90"/>
+            </w:tcMar>
+          </w:tcPr>
+          <w:p>
+            <w:r>
+              <w:rPr>
+                <w:b w:val="false"/>
+                <w:bCs w:val="false"/>
+                <w:sz w:val="19"/>
+                <w:szCs w:val="19"/>
+              </w:rPr>
+              <w:t xml:space="preserve">0 USD hasta 10.000/mes, luego 5 USD/1.000</w:t>
+            </w:r>
+          </w:p>
+        </w:tc>
+        <w:tc>
+          <w:tcPr>
+            <w:tcW w:type="dxa" w:w="3475"/>
+            <w:tcMar>
+              <w:top w:type="dxa" w:w="70"/>
+              <w:left w:type="dxa" w:w="90"/>
+              <w:bottom w:type="dxa" w:w="70"/>
+              <w:right w:type="dxa" w:w="90"/>
+            </w:tcMar>
+          </w:tcPr>
+          <w:p>
+            <w:r>
+              <w:rPr>
+                <w:b w:val="false"/>
+                <w:bCs w:val="false"/>
+                <w:sz w:val="19"/>
+                <w:szCs w:val="19"/>
+              </w:rPr>
+              <w:t xml:space="preserve">Gratis, sin techo de costo</w:t>
             </w:r>
           </w:p>
         </w:tc>
@@ -488,73 +611,323 @@
                 <w:sz w:val="19"/>
                 <w:szCs w:val="19"/>
               </w:rPr>
-              <w:t xml:space="preserve">Nominatim (OpenStreetMap)</w:t>
-            </w:r>
-          </w:p>
-        </w:tc>
-        <w:tc>
-          <w:tcPr>
-            <w:tcW w:type="dxa" w:w="1800"/>
-            <w:tcMar>
-              <w:top w:type="dxa" w:w="70"/>
-              <w:left w:type="dxa" w:w="90"/>
-              <w:bottom w:type="dxa" w:w="70"/>
-              <w:right w:type="dxa" w:w="90"/>
-            </w:tcMar>
-          </w:tcPr>
-          <w:p>
-            <w:r>
-              <w:rPr>
-                <w:b w:val="false"/>
-                <w:bCs w:val="false"/>
-                <w:sz w:val="19"/>
-                <w:szCs w:val="19"/>
-              </w:rPr>
-              <w:t xml:space="preserve">Gratis</w:t>
-            </w:r>
-          </w:p>
-        </w:tc>
-        <w:tc>
-          <w:tcPr>
-            <w:tcW w:type="dxa" w:w="2650"/>
-            <w:tcMar>
-              <w:top w:type="dxa" w:w="70"/>
-              <w:left w:type="dxa" w:w="90"/>
-              <w:bottom w:type="dxa" w:w="70"/>
-              <w:right w:type="dxa" w:w="90"/>
-            </w:tcMar>
-          </w:tcPr>
-          <w:p>
-            <w:r>
-              <w:rPr>
-                <w:b w:val="false"/>
-                <w:bCs w:val="false"/>
-                <w:sz w:val="19"/>
-                <w:szCs w:val="19"/>
-              </w:rPr>
-              <w:t xml:space="preserve">Media — puede fallar en CABA/Avellaneda</w:t>
-            </w:r>
-          </w:p>
-        </w:tc>
-        <w:tc>
-          <w:tcPr>
-            <w:tcW w:type="dxa" w:w="2500"/>
-            <w:tcMar>
-              <w:top w:type="dxa" w:w="70"/>
-              <w:left w:type="dxa" w:w="90"/>
-              <w:bottom w:type="dxa" w:w="70"/>
-              <w:right w:type="dxa" w:w="90"/>
-            </w:tcMar>
-          </w:tcPr>
-          <w:p>
-            <w:r>
-              <w:rPr>
-                <w:b w:val="false"/>
-                <w:bCs w:val="false"/>
-                <w:sz w:val="19"/>
-                <w:szCs w:val="19"/>
-              </w:rPr>
-              <w:t xml:space="preserve">1 request/segundo, sin SLA</w:t>
+              <w:t xml:space="preserve">Precisión de barrio (AR)</w:t>
+            </w:r>
+          </w:p>
+        </w:tc>
+        <w:tc>
+          <w:tcPr>
+            <w:tcW w:type="dxa" w:w="3475"/>
+            <w:tcMar>
+              <w:top w:type="dxa" w:w="70"/>
+              <w:left w:type="dxa" w:w="90"/>
+              <w:bottom w:type="dxa" w:w="70"/>
+              <w:right w:type="dxa" w:w="90"/>
+            </w:tcMar>
+          </w:tcPr>
+          <w:p>
+            <w:r>
+              <w:rPr>
+                <w:b w:val="false"/>
+                <w:bCs w:val="false"/>
+                <w:sz w:val="19"/>
+                <w:szCs w:val="19"/>
+              </w:rPr>
+              <w:t xml:space="preserve">Alta — address_components estructurados</w:t>
+            </w:r>
+          </w:p>
+        </w:tc>
+        <w:tc>
+          <w:tcPr>
+            <w:tcW w:type="dxa" w:w="3475"/>
+            <w:tcMar>
+              <w:top w:type="dxa" w:w="70"/>
+              <w:left w:type="dxa" w:w="90"/>
+              <w:bottom w:type="dxa" w:w="70"/>
+              <w:right w:type="dxa" w:w="90"/>
+            </w:tcMar>
+          </w:tcPr>
+          <w:p>
+            <w:r>
+              <w:rPr>
+                <w:b w:val="false"/>
+                <w:bCs w:val="false"/>
+                <w:sz w:val="19"/>
+                <w:szCs w:val="19"/>
+              </w:rPr>
+              <w:t xml:space="preserve">Media — límites de barrio con huecos en CABA</w:t>
+            </w:r>
+          </w:p>
+        </w:tc>
+      </w:tr>
+      <w:tr>
+        <w:tc>
+          <w:tcPr>
+            <w:tcW w:type="dxa" w:w="2400"/>
+            <w:tcMar>
+              <w:top w:type="dxa" w:w="70"/>
+              <w:left w:type="dxa" w:w="90"/>
+              <w:bottom w:type="dxa" w:w="70"/>
+              <w:right w:type="dxa" w:w="90"/>
+            </w:tcMar>
+          </w:tcPr>
+          <w:p>
+            <w:r>
+              <w:rPr>
+                <w:b w:val="false"/>
+                <w:bCs w:val="false"/>
+                <w:sz w:val="19"/>
+                <w:szCs w:val="19"/>
+              </w:rPr>
+              <w:t xml:space="preserve">Límite de uso</w:t>
+            </w:r>
+          </w:p>
+        </w:tc>
+        <w:tc>
+          <w:tcPr>
+            <w:tcW w:type="dxa" w:w="3475"/>
+            <w:tcMar>
+              <w:top w:type="dxa" w:w="70"/>
+              <w:left w:type="dxa" w:w="90"/>
+              <w:bottom w:type="dxa" w:w="70"/>
+              <w:right w:type="dxa" w:w="90"/>
+            </w:tcMar>
+          </w:tcPr>
+          <w:p>
+            <w:r>
+              <w:rPr>
+                <w:b w:val="false"/>
+                <w:bCs w:val="false"/>
+                <w:sz w:val="19"/>
+                <w:szCs w:val="19"/>
+              </w:rPr>
+              <w:t xml:space="preserve">Cuota configurable por billing</w:t>
+            </w:r>
+          </w:p>
+        </w:tc>
+        <w:tc>
+          <w:tcPr>
+            <w:tcW w:type="dxa" w:w="3475"/>
+            <w:tcMar>
+              <w:top w:type="dxa" w:w="70"/>
+              <w:left w:type="dxa" w:w="90"/>
+              <w:bottom w:type="dxa" w:w="70"/>
+              <w:right w:type="dxa" w:w="90"/>
+            </w:tcMar>
+          </w:tcPr>
+          <w:p>
+            <w:r>
+              <w:rPr>
+                <w:b w:val="false"/>
+                <w:bCs w:val="false"/>
+                <w:sz w:val="19"/>
+                <w:szCs w:val="19"/>
+              </w:rPr>
+              <w:t xml:space="preserve">1 req/segundo (servidor público), sin SLA</w:t>
+            </w:r>
+          </w:p>
+        </w:tc>
+      </w:tr>
+      <w:tr>
+        <w:tc>
+          <w:tcPr>
+            <w:tcW w:type="dxa" w:w="2400"/>
+            <w:tcMar>
+              <w:top w:type="dxa" w:w="70"/>
+              <w:left w:type="dxa" w:w="90"/>
+              <w:bottom w:type="dxa" w:w="70"/>
+              <w:right w:type="dxa" w:w="90"/>
+            </w:tcMar>
+          </w:tcPr>
+          <w:p>
+            <w:r>
+              <w:rPr>
+                <w:b w:val="false"/>
+                <w:bCs w:val="false"/>
+                <w:sz w:val="19"/>
+                <w:szCs w:val="19"/>
+              </w:rPr>
+              <w:t xml:space="preserve">Infraestructura propia</w:t>
+            </w:r>
+          </w:p>
+        </w:tc>
+        <w:tc>
+          <w:tcPr>
+            <w:tcW w:type="dxa" w:w="3475"/>
+            <w:tcMar>
+              <w:top w:type="dxa" w:w="70"/>
+              <w:left w:type="dxa" w:w="90"/>
+              <w:bottom w:type="dxa" w:w="70"/>
+              <w:right w:type="dxa" w:w="90"/>
+            </w:tcMar>
+          </w:tcPr>
+          <w:p>
+            <w:r>
+              <w:rPr>
+                <w:b w:val="false"/>
+                <w:bCs w:val="false"/>
+                <w:sz w:val="19"/>
+                <w:szCs w:val="19"/>
+              </w:rPr>
+              <w:t xml:space="preserve">Ninguna — API administrada</w:t>
+            </w:r>
+          </w:p>
+        </w:tc>
+        <w:tc>
+          <w:tcPr>
+            <w:tcW w:type="dxa" w:w="3475"/>
+            <w:tcMar>
+              <w:top w:type="dxa" w:w="70"/>
+              <w:left w:type="dxa" w:w="90"/>
+              <w:bottom w:type="dxa" w:w="70"/>
+              <w:right w:type="dxa" w:w="90"/>
+            </w:tcMar>
+          </w:tcPr>
+          <w:p>
+            <w:r>
+              <w:rPr>
+                <w:b w:val="false"/>
+                <w:bCs w:val="false"/>
+                <w:sz w:val="19"/>
+                <w:szCs w:val="19"/>
+              </w:rPr>
+              <w:t xml:space="preserve">Auto-hosteo si se supera el uso razonable</w:t>
+            </w:r>
+          </w:p>
+        </w:tc>
+      </w:tr>
+      <w:tr>
+        <w:tc>
+          <w:tcPr>
+            <w:tcW w:type="dxa" w:w="2400"/>
+            <w:tcMar>
+              <w:top w:type="dxa" w:w="70"/>
+              <w:left w:type="dxa" w:w="90"/>
+              <w:bottom w:type="dxa" w:w="70"/>
+              <w:right w:type="dxa" w:w="90"/>
+            </w:tcMar>
+          </w:tcPr>
+          <w:p>
+            <w:r>
+              <w:rPr>
+                <w:b w:val="false"/>
+                <w:bCs w:val="false"/>
+                <w:sz w:val="19"/>
+                <w:szCs w:val="19"/>
+              </w:rPr>
+              <w:t xml:space="preserve">Requiere billing</w:t>
+            </w:r>
+          </w:p>
+        </w:tc>
+        <w:tc>
+          <w:tcPr>
+            <w:tcW w:type="dxa" w:w="3475"/>
+            <w:tcMar>
+              <w:top w:type="dxa" w:w="70"/>
+              <w:left w:type="dxa" w:w="90"/>
+              <w:bottom w:type="dxa" w:w="70"/>
+              <w:right w:type="dxa" w:w="90"/>
+            </w:tcMar>
+          </w:tcPr>
+          <w:p>
+            <w:r>
+              <w:rPr>
+                <w:b w:val="false"/>
+                <w:bCs w:val="false"/>
+                <w:sz w:val="19"/>
+                <w:szCs w:val="19"/>
+              </w:rPr>
+              <w:t xml:space="preserve">Sí (tarjeta cargada, aunque uso sea 0 USD)</w:t>
+            </w:r>
+          </w:p>
+        </w:tc>
+        <w:tc>
+          <w:tcPr>
+            <w:tcW w:type="dxa" w:w="3475"/>
+            <w:tcMar>
+              <w:top w:type="dxa" w:w="70"/>
+              <w:left w:type="dxa" w:w="90"/>
+              <w:bottom w:type="dxa" w:w="70"/>
+              <w:right w:type="dxa" w:w="90"/>
+            </w:tcMar>
+          </w:tcPr>
+          <w:p>
+            <w:r>
+              <w:rPr>
+                <w:b w:val="false"/>
+                <w:bCs w:val="false"/>
+                <w:sz w:val="19"/>
+                <w:szCs w:val="19"/>
+              </w:rPr>
+              <w:t xml:space="preserve">No</w:t>
+            </w:r>
+          </w:p>
+        </w:tc>
+      </w:tr>
+      <w:tr>
+        <w:tc>
+          <w:tcPr>
+            <w:tcW w:type="dxa" w:w="2400"/>
+            <w:tcMar>
+              <w:top w:type="dxa" w:w="70"/>
+              <w:left w:type="dxa" w:w="90"/>
+              <w:bottom w:type="dxa" w:w="70"/>
+              <w:right w:type="dxa" w:w="90"/>
+            </w:tcMar>
+          </w:tcPr>
+          <w:p>
+            <w:r>
+              <w:rPr>
+                <w:b w:val="false"/>
+                <w:bCs w:val="false"/>
+                <w:sz w:val="19"/>
+                <w:szCs w:val="19"/>
+              </w:rPr>
+              <w:t xml:space="preserve">SLA / soporte</w:t>
+            </w:r>
+          </w:p>
+        </w:tc>
+        <w:tc>
+          <w:tcPr>
+            <w:tcW w:type="dxa" w:w="3475"/>
+            <w:tcMar>
+              <w:top w:type="dxa" w:w="70"/>
+              <w:left w:type="dxa" w:w="90"/>
+              <w:bottom w:type="dxa" w:w="70"/>
+              <w:right w:type="dxa" w:w="90"/>
+            </w:tcMar>
+          </w:tcPr>
+          <w:p>
+            <w:r>
+              <w:rPr>
+                <w:b w:val="false"/>
+                <w:bCs w:val="false"/>
+                <w:sz w:val="19"/>
+                <w:szCs w:val="19"/>
+              </w:rPr>
+              <w:t xml:space="preserve">Sí</w:t>
+            </w:r>
+          </w:p>
+        </w:tc>
+        <w:tc>
+          <w:tcPr>
+            <w:tcW w:type="dxa" w:w="3475"/>
+            <w:tcMar>
+              <w:top w:type="dxa" w:w="70"/>
+              <w:left w:type="dxa" w:w="90"/>
+              <w:bottom w:type="dxa" w:w="70"/>
+              <w:right w:type="dxa" w:w="90"/>
+            </w:tcMar>
+          </w:tcPr>
+          <w:p>
+            <w:r>
+              <w:rPr>
+                <w:b w:val="false"/>
+                <w:bCs w:val="false"/>
+                <w:sz w:val="19"/>
+                <w:szCs w:val="19"/>
+              </w:rPr>
+              <w:t xml:space="preserve">No</w:t>
             </w:r>
           </w:p>
         </w:tc>
@@ -567,7 +940,10 @@
     </w:p>
     <w:p>
       <w:pPr>
-        <w:spacing w:after="80" w:before="100"/>
+        <w:pBdr>
+          <w:left w:val="single" w:color="999999" w:sz="18" w:space="8"/>
+        </w:pBdr>
+        <w:spacing w:after="200"/>
       </w:pPr>
       <w:r>
         <w:rPr>
@@ -576,7 +952,14 @@
           <w:sz w:val="21"/>
           <w:szCs w:val="21"/>
         </w:rPr>
-        <w:t xml:space="preserve">b) Matchear el resultado contra localities.</w:t>
+        <w:t xml:space="preserve">Recomendación: Google Geocoding API. </w:t>
+      </w:r>
+      <w:r>
+        <w:rPr>
+          <w:sz w:val="21"/>
+          <w:szCs w:val="21"/>
+        </w:rPr>
+        <w:t xml:space="preserve">Dos razones pesan más para este caso puntual: (1) la precisión de barrio es justo lo que necesitan — matchear contra localities es el punto débil de Nominatim en Argentina; (2) la cuenta de billing no es una superficie de riesgo nueva — ya van a necesitar una alerta de presupuesto en Google Cloud para Gemini (V-08), agregar la misma alerta para Geocoding es incremental.</w:t>
       </w:r>
     </w:p>
     <w:p>
@@ -588,21 +971,7 @@
           <w:sz w:val="21"/>
           <w:szCs w:val="21"/>
         </w:rPr>
-        <w:t xml:space="preserve">El proveedor devuelve texto libre (ej. "Palermo, Buenos Aires, Argentina"), no un id de la tabla. Hay que resolver ese texto contra los nombres reales — no es un lookup directo.</w:t>
-      </w:r>
-    </w:p>
-    <w:p>
-      <w:pPr>
-        <w:spacing w:after="80" w:before="100"/>
-      </w:pPr>
-      <w:r>
-        <w:rPr>
-          <w:b/>
-          <w:bCs/>
-          <w:sz w:val="21"/>
-          <w:szCs w:val="21"/>
-        </w:rPr>
-        <w:t xml:space="preserve">c) Ya hay un problema de datos que bloquea ese matching.</w:t>
+        <w:t xml:space="preserve">La contra de Nominatim (evitar depender de una cuenta de billing) es real, pero a cambio de peor precisión en el dato que más importa acá, y de un problema de infraestructura (auto-hosteo) que hoy no está en el radar del equipo.</w:t>
       </w:r>
     </w:p>
     <w:p>
@@ -614,33 +983,7 @@
           <w:sz w:val="21"/>
           <w:szCs w:val="21"/>
         </w:rPr>
-        <w:t xml:space="preserve">Existen dos filas "Avellaneda" duplicadas en localities (mismo nombre, misma subdivisión). Sin un criterio de desambiguación, el matching automático puede resolver a cualquiera de las dos sin control.</w:t>
-      </w:r>
-    </w:p>
-    <w:p>
-      <w:pPr>
-        <w:spacing w:after="80" w:before="100"/>
-      </w:pPr>
-      <w:r>
-        <w:rPr>
-          <w:b/>
-          <w:bCs/>
-          <w:sz w:val="21"/>
-          <w:szCs w:val="21"/>
-        </w:rPr>
-        <w:t xml:space="preserve">d) Falta definir "cuándo cae al fallback".</w:t>
-      </w:r>
-    </w:p>
-    <w:p>
-      <w:pPr>
-        <w:spacing w:after="150"/>
-      </w:pPr>
-      <w:r>
-        <w:rPr>
-          <w:sz w:val="21"/>
-          <w:szCs w:val="21"/>
-        </w:rPr>
-        <w:t xml:space="preserve">¿Solo si la API devuelve error? ¿También si devuelve algo pero con baja confianza? Es una decisión de producto, no una consecuencia automática de usar las dos opciones juntas.</w:t>
+        <w:t xml:space="preserve">Si de todos modos se prefiere evitar la dependencia de Google, la alternativa razonable no es Nominatim público, sino evaluar un proveedor de geocoding en Argentina/LATAM sin billing — pero eso es una investigación aparte, no algo para resolver en esta propuesta.</w:t>
       </w:r>
     </w:p>
     <w:p>
@@ -649,80 +992,7 @@
         <w:spacing w:after="120" w:before="260"/>
       </w:pPr>
       <w:r>
-        <w:t xml:space="preserve">3. Recomendación: dos fases, no una entrega</w:t>
-      </w:r>
-    </w:p>
-    <w:p>
-      <w:pPr>
-        <w:spacing w:after="80" w:before="100"/>
-      </w:pPr>
-      <w:r>
-        <w:rPr>
-          <w:b/>
-          <w:bCs/>
-          <w:sz w:val="21"/>
-          <w:szCs w:val="21"/>
-        </w:rPr>
-        <w:t xml:space="preserve">Fase 1 — REP-2500, Sprint 12 (ahora).</w:t>
-      </w:r>
-    </w:p>
-    <w:p>
-      <w:pPr>
-        <w:spacing w:after="150"/>
-      </w:pPr>
-      <w:r>
-        <w:rPr>
-          <w:sz w:val="21"/>
-          <w:szCs w:val="21"/>
-        </w:rPr>
-        <w:t xml:space="preserve">Implementar el selector manual (Opción 1) como única vía. Cierra el ticket sin depender de decisiones externas todavía pendientes. El ciudadano elige su localidad de una lista real; sin llamadas a servicios externos.</w:t>
-      </w:r>
-    </w:p>
-    <w:p>
-      <w:pPr>
-        <w:spacing w:after="80" w:before="100"/>
-      </w:pPr>
-      <w:r>
-        <w:rPr>
-          <w:b/>
-          <w:bCs/>
-          <w:sz w:val="21"/>
-          <w:szCs w:val="21"/>
-        </w:rPr>
-        <w:t xml:space="preserve">Fase 2 — ticket aparte, sprint a definir.</w:t>
-      </w:r>
-    </w:p>
-    <w:p>
-      <w:pPr>
-        <w:spacing w:after="150"/>
-      </w:pPr>
-      <w:r>
-        <w:rPr>
-          <w:sz w:val="21"/>
-          <w:szCs w:val="21"/>
-        </w:rPr>
-        <w:t xml:space="preserve">Agregar el reverse-geocoding automático (Opción 4) encima del selector ya existente: se intenta resolver la localidad automáticamente y, si falla o no hay confianza suficiente, se precarga el selector de la Fase 1 en vez de dejarlo vacío — el comportamiento que pidió Leo, construido sobre una base que ya funciona.</w:t>
-      </w:r>
-    </w:p>
-    <w:p>
-      <w:pPr>
-        <w:spacing w:after="150"/>
-      </w:pPr>
-      <w:r>
-        <w:rPr>
-          <w:sz w:val="21"/>
-          <w:szCs w:val="21"/>
-        </w:rPr>
-        <w:t xml:space="preserve">Antes de esa Fase 2 hace falta, como prerrequisito, corregir el duplicado de "Avellaneda" en localities (dato, no código) y decidir el proveedor.</w:t>
-      </w:r>
-    </w:p>
-    <w:p>
-      <w:pPr>
-        <w:pStyle w:val="Heading1"/>
-        <w:spacing w:after="120" w:before="260"/>
-      </w:pPr>
-      <w:r>
-        <w:t xml:space="preserve">4. Tabla de decisiones</w:t>
+        <w:t xml:space="preserve">6. Tabla de decisiones</w:t>
       </w:r>
     </w:p>
     <w:tbl>
@@ -738,14 +1008,14 @@
         </w:tblBorders>
       </w:tblPr>
       <w:tblGrid>
-        <w:gridCol w:w="900"/>
-        <w:gridCol w:w="5750"/>
-        <w:gridCol w:w="2700"/>
+        <w:gridCol w:w="700"/>
+        <w:gridCol w:w="5150"/>
+        <w:gridCol w:w="3500"/>
       </w:tblGrid>
       <w:tr>
         <w:tc>
           <w:tcPr>
-            <w:tcW w:type="dxa" w:w="900"/>
+            <w:tcW w:type="dxa" w:w="700"/>
             <w:shd w:fill="D9E2F3" w:val="clear"/>
             <w:tcMar>
               <w:top w:type="dxa" w:w="70"/>
@@ -768,7 +1038,7 @@
         </w:tc>
         <w:tc>
           <w:tcPr>
-            <w:tcW w:type="dxa" w:w="5750"/>
+            <w:tcW w:type="dxa" w:w="5150"/>
             <w:shd w:fill="D9E2F3" w:val="clear"/>
             <w:tcMar>
               <w:top w:type="dxa" w:w="70"/>
@@ -791,7 +1061,7 @@
         </w:tc>
         <w:tc>
           <w:tcPr>
-            <w:tcW w:type="dxa" w:w="2700"/>
+            <w:tcW w:type="dxa" w:w="3500"/>
             <w:shd w:fill="D9E2F3" w:val="clear"/>
             <w:tcMar>
               <w:top w:type="dxa" w:w="70"/>
@@ -808,7 +1078,7 @@
                 <w:sz w:val="19"/>
                 <w:szCs w:val="19"/>
               </w:rPr>
-              <w:t xml:space="preserve">A quién corresponde</w:t>
+              <w:t xml:space="preserve">Estado</w:t>
             </w:r>
           </w:p>
         </w:tc>
@@ -816,7 +1086,7 @@
       <w:tr>
         <w:tc>
           <w:tcPr>
-            <w:tcW w:type="dxa" w:w="900"/>
+            <w:tcW w:type="dxa" w:w="700"/>
             <w:tcMar>
               <w:top w:type="dxa" w:w="70"/>
               <w:left w:type="dxa" w:w="90"/>
@@ -838,45 +1108,46 @@
         </w:tc>
         <w:tc>
           <w:tcPr>
-            <w:tcW w:type="dxa" w:w="5750"/>
-            <w:tcMar>
-              <w:top w:type="dxa" w:w="70"/>
-              <w:left w:type="dxa" w:w="90"/>
-              <w:bottom w:type="dxa" w:w="70"/>
-              <w:right w:type="dxa" w:w="90"/>
-            </w:tcMar>
-          </w:tcPr>
-          <w:p>
-            <w:r>
-              <w:rPr>
-                <w:b w:val="false"/>
-                <w:bCs w:val="false"/>
-                <w:sz w:val="19"/>
-                <w:szCs w:val="19"/>
-              </w:rPr>
-              <w:t xml:space="preserve">Aprobar la secuencia en dos fases (selector ahora, geocoding + fallback después)</w:t>
-            </w:r>
-          </w:p>
-        </w:tc>
-        <w:tc>
-          <w:tcPr>
-            <w:tcW w:type="dxa" w:w="2700"/>
-            <w:tcMar>
-              <w:top w:type="dxa" w:w="70"/>
-              <w:left w:type="dxa" w:w="90"/>
-              <w:bottom w:type="dxa" w:w="70"/>
-              <w:right w:type="dxa" w:w="90"/>
-            </w:tcMar>
-          </w:tcPr>
-          <w:p>
-            <w:r>
-              <w:rPr>
-                <w:b w:val="false"/>
-                <w:bCs w:val="false"/>
-                <w:sz w:val="19"/>
-                <w:szCs w:val="19"/>
-              </w:rPr>
-              <w:t xml:space="preserve">Leonel Nuñez, Hernán Gregorini</w:t>
+            <w:tcW w:type="dxa" w:w="5150"/>
+            <w:tcMar>
+              <w:top w:type="dxa" w:w="70"/>
+              <w:left w:type="dxa" w:w="90"/>
+              <w:bottom w:type="dxa" w:w="70"/>
+              <w:right w:type="dxa" w:w="90"/>
+            </w:tcMar>
+          </w:tcPr>
+          <w:p>
+            <w:r>
+              <w:rPr>
+                <w:b w:val="false"/>
+                <w:bCs w:val="false"/>
+                <w:sz w:val="19"/>
+                <w:szCs w:val="19"/>
+              </w:rPr>
+              <w:t xml:space="preserve">Aprobar la secuencia en dos fases</w:t>
+            </w:r>
+          </w:p>
+        </w:tc>
+        <w:tc>
+          <w:tcPr>
+            <w:tcW w:type="dxa" w:w="3500"/>
+            <w:shd w:fill="E6F4EA" w:val="clear"/>
+            <w:tcMar>
+              <w:top w:type="dxa" w:w="70"/>
+              <w:left w:type="dxa" w:w="90"/>
+              <w:bottom w:type="dxa" w:w="70"/>
+              <w:right w:type="dxa" w:w="90"/>
+            </w:tcMar>
+          </w:tcPr>
+          <w:p>
+            <w:r>
+              <w:rPr>
+                <w:b w:val="false"/>
+                <w:bCs w:val="false"/>
+                <w:sz w:val="19"/>
+                <w:szCs w:val="19"/>
+              </w:rPr>
+              <w:t xml:space="preserve">Confirmado por Leo y Hernán (15/09)</w:t>
             </w:r>
           </w:p>
         </w:tc>
@@ -884,7 +1155,7 @@
       <w:tr>
         <w:tc>
           <w:tcPr>
-            <w:tcW w:type="dxa" w:w="900"/>
+            <w:tcW w:type="dxa" w:w="700"/>
             <w:tcMar>
               <w:top w:type="dxa" w:w="70"/>
               <w:left w:type="dxa" w:w="90"/>
@@ -906,45 +1177,45 @@
         </w:tc>
         <w:tc>
           <w:tcPr>
-            <w:tcW w:type="dxa" w:w="5750"/>
-            <w:tcMar>
-              <w:top w:type="dxa" w:w="70"/>
-              <w:left w:type="dxa" w:w="90"/>
-              <w:bottom w:type="dxa" w:w="70"/>
-              <w:right w:type="dxa" w:w="90"/>
-            </w:tcMar>
-          </w:tcPr>
-          <w:p>
-            <w:r>
-              <w:rPr>
-                <w:b w:val="false"/>
-                <w:bCs w:val="false"/>
-                <w:sz w:val="19"/>
-                <w:szCs w:val="19"/>
-              </w:rPr>
-              <w:t xml:space="preserve">Elegir proveedor de geocoding para la Fase 2</w:t>
-            </w:r>
-          </w:p>
-        </w:tc>
-        <w:tc>
-          <w:tcPr>
-            <w:tcW w:type="dxa" w:w="2700"/>
-            <w:tcMar>
-              <w:top w:type="dxa" w:w="70"/>
-              <w:left w:type="dxa" w:w="90"/>
-              <w:bottom w:type="dxa" w:w="70"/>
-              <w:right w:type="dxa" w:w="90"/>
-            </w:tcMar>
-          </w:tcPr>
-          <w:p>
-            <w:r>
-              <w:rPr>
-                <w:b w:val="false"/>
-                <w:bCs w:val="false"/>
-                <w:sz w:val="19"/>
-                <w:szCs w:val="19"/>
-              </w:rPr>
-              <w:t xml:space="preserve">Hernán Gregorini, Matías Krepchuk</w:t>
+            <w:tcW w:type="dxa" w:w="5150"/>
+            <w:tcMar>
+              <w:top w:type="dxa" w:w="70"/>
+              <w:left w:type="dxa" w:w="90"/>
+              <w:bottom w:type="dxa" w:w="70"/>
+              <w:right w:type="dxa" w:w="90"/>
+            </w:tcMar>
+          </w:tcPr>
+          <w:p>
+            <w:r>
+              <w:rPr>
+                <w:b w:val="false"/>
+                <w:bCs w:val="false"/>
+                <w:sz w:val="19"/>
+                <w:szCs w:val="19"/>
+              </w:rPr>
+              <w:t xml:space="preserve">Elegir proveedor de geocoding (Google vs. Nominatim)</w:t>
+            </w:r>
+          </w:p>
+        </w:tc>
+        <w:tc>
+          <w:tcPr>
+            <w:tcW w:type="dxa" w:w="3500"/>
+            <w:tcMar>
+              <w:top w:type="dxa" w:w="70"/>
+              <w:left w:type="dxa" w:w="90"/>
+              <w:bottom w:type="dxa" w:w="70"/>
+              <w:right w:type="dxa" w:w="90"/>
+            </w:tcMar>
+          </w:tcPr>
+          <w:p>
+            <w:r>
+              <w:rPr>
+                <w:b w:val="false"/>
+                <w:bCs w:val="false"/>
+                <w:sz w:val="19"/>
+                <w:szCs w:val="19"/>
+              </w:rPr>
+              <w:t xml:space="preserve">En discusión — recomendación: Google (§5)</w:t>
             </w:r>
           </w:p>
         </w:tc>
@@ -952,7 +1223,7 @@
       <w:tr>
         <w:tc>
           <w:tcPr>
-            <w:tcW w:type="dxa" w:w="900"/>
+            <w:tcW w:type="dxa" w:w="700"/>
             <w:tcMar>
               <w:top w:type="dxa" w:w="70"/>
               <w:left w:type="dxa" w:w="90"/>
@@ -974,45 +1245,45 @@
         </w:tc>
         <w:tc>
           <w:tcPr>
-            <w:tcW w:type="dxa" w:w="5750"/>
-            <w:tcMar>
-              <w:top w:type="dxa" w:w="70"/>
-              <w:left w:type="dxa" w:w="90"/>
-              <w:bottom w:type="dxa" w:w="70"/>
-              <w:right w:type="dxa" w:w="90"/>
-            </w:tcMar>
-          </w:tcPr>
-          <w:p>
-            <w:r>
-              <w:rPr>
-                <w:b w:val="false"/>
-                <w:bCs w:val="false"/>
-                <w:sz w:val="19"/>
-                <w:szCs w:val="19"/>
-              </w:rPr>
-              <w:t xml:space="preserve">Corregir el duplicado de "Avellaneda" en localities antes de la Fase 2</w:t>
-            </w:r>
-          </w:p>
-        </w:tc>
-        <w:tc>
-          <w:tcPr>
-            <w:tcW w:type="dxa" w:w="2700"/>
-            <w:tcMar>
-              <w:top w:type="dxa" w:w="70"/>
-              <w:left w:type="dxa" w:w="90"/>
-              <w:bottom w:type="dxa" w:w="70"/>
-              <w:right w:type="dxa" w:w="90"/>
-            </w:tcMar>
-          </w:tcPr>
-          <w:p>
-            <w:r>
-              <w:rPr>
-                <w:b w:val="false"/>
-                <w:bCs w:val="false"/>
-                <w:sz w:val="19"/>
-                <w:szCs w:val="19"/>
-              </w:rPr>
-              <w:t xml:space="preserve">Hernán Gregorini</w:t>
+            <w:tcW w:type="dxa" w:w="5150"/>
+            <w:tcMar>
+              <w:top w:type="dxa" w:w="70"/>
+              <w:left w:type="dxa" w:w="90"/>
+              <w:bottom w:type="dxa" w:w="70"/>
+              <w:right w:type="dxa" w:w="90"/>
+            </w:tcMar>
+          </w:tcPr>
+          <w:p>
+            <w:r>
+              <w:rPr>
+                <w:b w:val="false"/>
+                <w:bCs w:val="false"/>
+                <w:sz w:val="19"/>
+                <w:szCs w:val="19"/>
+              </w:rPr>
+              <w:t xml:space="preserve">Corregir el duplicado de "Avellaneda" antes de la Fase 2</w:t>
+            </w:r>
+          </w:p>
+        </w:tc>
+        <w:tc>
+          <w:tcPr>
+            <w:tcW w:type="dxa" w:w="3500"/>
+            <w:tcMar>
+              <w:top w:type="dxa" w:w="70"/>
+              <w:left w:type="dxa" w:w="90"/>
+              <w:bottom w:type="dxa" w:w="70"/>
+              <w:right w:type="dxa" w:w="90"/>
+            </w:tcMar>
+          </w:tcPr>
+          <w:p>
+            <w:r>
+              <w:rPr>
+                <w:b w:val="false"/>
+                <w:bCs w:val="false"/>
+                <w:sz w:val="19"/>
+                <w:szCs w:val="19"/>
+              </w:rPr>
+              <w:t xml:space="preserve">Pendiente — Hernán</w:t>
             </w:r>
           </w:p>
         </w:tc>
@@ -1020,7 +1291,7 @@
       <w:tr>
         <w:tc>
           <w:tcPr>
-            <w:tcW w:type="dxa" w:w="900"/>
+            <w:tcW w:type="dxa" w:w="700"/>
             <w:tcMar>
               <w:top w:type="dxa" w:w="70"/>
               <w:left w:type="dxa" w:w="90"/>
@@ -1042,45 +1313,339 @@
         </w:tc>
         <w:tc>
           <w:tcPr>
-            <w:tcW w:type="dxa" w:w="5750"/>
-            <w:tcMar>
-              <w:top w:type="dxa" w:w="70"/>
-              <w:left w:type="dxa" w:w="90"/>
-              <w:bottom w:type="dxa" w:w="70"/>
-              <w:right w:type="dxa" w:w="90"/>
-            </w:tcMar>
-          </w:tcPr>
-          <w:p>
-            <w:r>
-              <w:rPr>
-                <w:b w:val="false"/>
-                <w:bCs w:val="false"/>
-                <w:sz w:val="19"/>
-                <w:szCs w:val="19"/>
-              </w:rPr>
-              <w:t xml:space="preserve">Definir el criterio exacto de "cuándo cae al fallback" en la Fase 2</w:t>
-            </w:r>
-          </w:p>
-        </w:tc>
-        <w:tc>
-          <w:tcPr>
-            <w:tcW w:type="dxa" w:w="2700"/>
-            <w:tcMar>
-              <w:top w:type="dxa" w:w="70"/>
-              <w:left w:type="dxa" w:w="90"/>
-              <w:bottom w:type="dxa" w:w="70"/>
-              <w:right w:type="dxa" w:w="90"/>
-            </w:tcMar>
-          </w:tcPr>
-          <w:p>
-            <w:r>
-              <w:rPr>
-                <w:b w:val="false"/>
-                <w:bCs w:val="false"/>
-                <w:sz w:val="19"/>
-                <w:szCs w:val="19"/>
-              </w:rPr>
-              <w:t xml:space="preserve">Hernán Gregorini, Leonel Nuñez</w:t>
+            <w:tcW w:type="dxa" w:w="5150"/>
+            <w:tcMar>
+              <w:top w:type="dxa" w:w="70"/>
+              <w:left w:type="dxa" w:w="90"/>
+              <w:bottom w:type="dxa" w:w="70"/>
+              <w:right w:type="dxa" w:w="90"/>
+            </w:tcMar>
+          </w:tcPr>
+          <w:p>
+            <w:r>
+              <w:rPr>
+                <w:b w:val="false"/>
+                <w:bCs w:val="false"/>
+                <w:sz w:val="19"/>
+                <w:szCs w:val="19"/>
+              </w:rPr>
+              <w:t xml:space="preserve">Definir el criterio de "cuándo cae al fallback"</w:t>
+            </w:r>
+          </w:p>
+        </w:tc>
+        <w:tc>
+          <w:tcPr>
+            <w:tcW w:type="dxa" w:w="3500"/>
+            <w:tcMar>
+              <w:top w:type="dxa" w:w="70"/>
+              <w:left w:type="dxa" w:w="90"/>
+              <w:bottom w:type="dxa" w:w="70"/>
+              <w:right w:type="dxa" w:w="90"/>
+            </w:tcMar>
+          </w:tcPr>
+          <w:p>
+            <w:r>
+              <w:rPr>
+                <w:b w:val="false"/>
+                <w:bCs w:val="false"/>
+                <w:sz w:val="19"/>
+                <w:szCs w:val="19"/>
+              </w:rPr>
+              <w:t xml:space="preserve">Pendiente — Hernán, Leonel</w:t>
+            </w:r>
+          </w:p>
+        </w:tc>
+      </w:tr>
+      <w:tr>
+        <w:tc>
+          <w:tcPr>
+            <w:tcW w:type="dxa" w:w="700"/>
+            <w:tcMar>
+              <w:top w:type="dxa" w:w="70"/>
+              <w:left w:type="dxa" w:w="90"/>
+              <w:bottom w:type="dxa" w:w="70"/>
+              <w:right w:type="dxa" w:w="90"/>
+            </w:tcMar>
+          </w:tcPr>
+          <w:p>
+            <w:r>
+              <w:rPr>
+                <w:b w:val="false"/>
+                <w:bCs w:val="false"/>
+                <w:sz w:val="19"/>
+                <w:szCs w:val="19"/>
+              </w:rPr>
+              <w:t xml:space="preserve">O-5</w:t>
+            </w:r>
+          </w:p>
+        </w:tc>
+        <w:tc>
+          <w:tcPr>
+            <w:tcW w:type="dxa" w:w="5150"/>
+            <w:tcMar>
+              <w:top w:type="dxa" w:w="70"/>
+              <w:left w:type="dxa" w:w="90"/>
+              <w:bottom w:type="dxa" w:w="70"/>
+              <w:right w:type="dxa" w:w="90"/>
+            </w:tcMar>
+          </w:tcPr>
+          <w:p>
+            <w:r>
+              <w:rPr>
+                <w:b w:val="false"/>
+                <w:bCs w:val="false"/>
+                <w:sz w:val="19"/>
+                <w:szCs w:val="19"/>
+              </w:rPr>
+              <w:t xml:space="preserve">Armar la HU con subtareas para la Fase 2</w:t>
+            </w:r>
+          </w:p>
+        </w:tc>
+        <w:tc>
+          <w:tcPr>
+            <w:tcW w:type="dxa" w:w="3500"/>
+            <w:tcMar>
+              <w:top w:type="dxa" w:w="70"/>
+              <w:left w:type="dxa" w:w="90"/>
+              <w:bottom w:type="dxa" w:w="70"/>
+              <w:right w:type="dxa" w:w="90"/>
+            </w:tcMar>
+          </w:tcPr>
+          <w:p>
+            <w:r>
+              <w:rPr>
+                <w:b w:val="false"/>
+                <w:bCs w:val="false"/>
+                <w:sz w:val="19"/>
+                <w:szCs w:val="19"/>
+              </w:rPr>
+              <w:t xml:space="preserve">Pendiente — Matías</w:t>
+            </w:r>
+          </w:p>
+        </w:tc>
+      </w:tr>
+    </w:tbl>
+    <w:p>
+      <w:pPr>
+        <w:pStyle w:val="Heading1"/>
+        <w:spacing w:after="120" w:before="260"/>
+      </w:pPr>
+      <w:r>
+        <w:t xml:space="preserve">Nota de versión</w:t>
+      </w:r>
+    </w:p>
+    <w:p>
+      <w:pPr>
+        <w:spacing w:after="120" w:before="100"/>
+      </w:pPr>
+      <w:r>
+        <w:rPr>
+          <w:b/>
+          <w:bCs/>
+          <w:sz w:val="21"/>
+          <w:szCs w:val="21"/>
+        </w:rPr>
+        <w:t xml:space="preserve">v1.2 — 15 de septiembre de 2026</w:t>
+      </w:r>
+    </w:p>
+    <w:tbl>
+      <w:tblPr>
+        <w:tblW w:type="dxa" w:w="9350"/>
+        <w:tblBorders>
+          <w:top w:val="single" w:color="auto" w:sz="4"/>
+          <w:left w:val="single" w:color="auto" w:sz="4"/>
+          <w:bottom w:val="single" w:color="auto" w:sz="4"/>
+          <w:right w:val="single" w:color="auto" w:sz="4"/>
+          <w:insideH w:val="single" w:color="auto" w:sz="4"/>
+          <w:insideV w:val="single" w:color="auto" w:sz="4"/>
+        </w:tblBorders>
+      </w:tblPr>
+      <w:tblGrid>
+        <w:gridCol w:w="4200"/>
+        <w:gridCol w:w="5150"/>
+      </w:tblGrid>
+      <w:tr>
+        <w:tc>
+          <w:tcPr>
+            <w:tcW w:type="dxa" w:w="4200"/>
+            <w:shd w:fill="D9E2F3" w:val="clear"/>
+            <w:tcMar>
+              <w:top w:type="dxa" w:w="70"/>
+              <w:left w:type="dxa" w:w="90"/>
+              <w:bottom w:type="dxa" w:w="70"/>
+              <w:right w:type="dxa" w:w="90"/>
+            </w:tcMar>
+          </w:tcPr>
+          <w:p>
+            <w:r>
+              <w:rPr>
+                <w:b/>
+                <w:bCs/>
+                <w:sz w:val="19"/>
+                <w:szCs w:val="19"/>
+              </w:rPr>
+              <w:t xml:space="preserve">Qué cambió</w:t>
+            </w:r>
+          </w:p>
+        </w:tc>
+        <w:tc>
+          <w:tcPr>
+            <w:tcW w:type="dxa" w:w="5150"/>
+            <w:shd w:fill="D9E2F3" w:val="clear"/>
+            <w:tcMar>
+              <w:top w:type="dxa" w:w="70"/>
+              <w:left w:type="dxa" w:w="90"/>
+              <w:bottom w:type="dxa" w:w="70"/>
+              <w:right w:type="dxa" w:w="90"/>
+            </w:tcMar>
+          </w:tcPr>
+          <w:p>
+            <w:r>
+              <w:rPr>
+                <w:b/>
+                <w:bCs/>
+                <w:sz w:val="19"/>
+                <w:szCs w:val="19"/>
+              </w:rPr>
+              <w:t xml:space="preserve">Por qué</w:t>
+            </w:r>
+          </w:p>
+        </w:tc>
+      </w:tr>
+      <w:tr>
+        <w:tc>
+          <w:tcPr>
+            <w:tcW w:type="dxa" w:w="4200"/>
+            <w:tcMar>
+              <w:top w:type="dxa" w:w="70"/>
+              <w:left w:type="dxa" w:w="90"/>
+              <w:bottom w:type="dxa" w:w="70"/>
+              <w:right w:type="dxa" w:w="90"/>
+            </w:tcMar>
+          </w:tcPr>
+          <w:p>
+            <w:r>
+              <w:rPr>
+                <w:b w:val="false"/>
+                <w:bCs w:val="false"/>
+                <w:sz w:val="19"/>
+                <w:szCs w:val="19"/>
+              </w:rPr>
+              <w:t xml:space="preserve">Comparación Google vs. Nominatim (§5)</w:t>
+            </w:r>
+          </w:p>
+        </w:tc>
+        <w:tc>
+          <w:tcPr>
+            <w:tcW w:type="dxa" w:w="5150"/>
+            <w:tcMar>
+              <w:top w:type="dxa" w:w="70"/>
+              <w:left w:type="dxa" w:w="90"/>
+              <w:bottom w:type="dxa" w:w="70"/>
+              <w:right w:type="dxa" w:w="90"/>
+            </w:tcMar>
+          </w:tcPr>
+          <w:p>
+            <w:r>
+              <w:rPr>
+                <w:b w:val="false"/>
+                <w:bCs w:val="false"/>
+                <w:sz w:val="19"/>
+                <w:szCs w:val="19"/>
+              </w:rPr>
+              <w:t xml:space="preserve">Leo y Hernán propusieron proveedores distintos en Jira</w:t>
+            </w:r>
+          </w:p>
+        </w:tc>
+      </w:tr>
+      <w:tr>
+        <w:tc>
+          <w:tcPr>
+            <w:tcW w:type="dxa" w:w="4200"/>
+            <w:tcMar>
+              <w:top w:type="dxa" w:w="70"/>
+              <w:left w:type="dxa" w:w="90"/>
+              <w:bottom w:type="dxa" w:w="70"/>
+              <w:right w:type="dxa" w:w="90"/>
+            </w:tcMar>
+          </w:tcPr>
+          <w:p>
+            <w:r>
+              <w:rPr>
+                <w:b w:val="false"/>
+                <w:bCs w:val="false"/>
+                <w:sz w:val="19"/>
+                <w:szCs w:val="19"/>
+              </w:rPr>
+              <w:t xml:space="preserve">O-1 confirmado</w:t>
+            </w:r>
+          </w:p>
+        </w:tc>
+        <w:tc>
+          <w:tcPr>
+            <w:tcW w:type="dxa" w:w="5150"/>
+            <w:tcMar>
+              <w:top w:type="dxa" w:w="70"/>
+              <w:left w:type="dxa" w:w="90"/>
+              <w:bottom w:type="dxa" w:w="70"/>
+              <w:right w:type="dxa" w:w="90"/>
+            </w:tcMar>
+          </w:tcPr>
+          <w:p>
+            <w:r>
+              <w:rPr>
+                <w:b w:val="false"/>
+                <w:bCs w:val="false"/>
+                <w:sz w:val="19"/>
+                <w:szCs w:val="19"/>
+              </w:rPr>
+              <w:t xml:space="preserve">Ambos coincidieron con la secuencia de dos fases</w:t>
+            </w:r>
+          </w:p>
+        </w:tc>
+      </w:tr>
+      <w:tr>
+        <w:tc>
+          <w:tcPr>
+            <w:tcW w:type="dxa" w:w="4200"/>
+            <w:tcMar>
+              <w:top w:type="dxa" w:w="70"/>
+              <w:left w:type="dxa" w:w="90"/>
+              <w:bottom w:type="dxa" w:w="70"/>
+              <w:right w:type="dxa" w:w="90"/>
+            </w:tcMar>
+          </w:tcPr>
+          <w:p>
+            <w:r>
+              <w:rPr>
+                <w:b w:val="false"/>
+                <w:bCs w:val="false"/>
+                <w:sz w:val="19"/>
+                <w:szCs w:val="19"/>
+              </w:rPr>
+              <w:t xml:space="preserve">Se agregó §4 (fuera de alcance)</w:t>
+            </w:r>
+          </w:p>
+        </w:tc>
+        <w:tc>
+          <w:tcPr>
+            <w:tcW w:type="dxa" w:w="5150"/>
+            <w:tcMar>
+              <w:top w:type="dxa" w:w="70"/>
+              <w:left w:type="dxa" w:w="90"/>
+              <w:bottom w:type="dxa" w:w="70"/>
+              <w:right w:type="dxa" w:w="90"/>
+            </w:tcMar>
+          </w:tcPr>
+          <w:p>
+            <w:r>
+              <w:rPr>
+                <w:b w:val="false"/>
+                <w:bCs w:val="false"/>
+                <w:sz w:val="19"/>
+                <w:szCs w:val="19"/>
+              </w:rPr>
+              <w:t xml:space="preserve">Leo pidió priorizar el frente RAG este sprint</w:t>
             </w:r>
           </w:p>
         </w:tc>
@@ -1101,7 +1666,7 @@
         </w:rPr>
         <w:t xml:space="preserve">Documentos relacionados: </w:t>
       </w:r>
-      <w:hyperlink w:history="1" r:id="rIdcmoxqmikxixhxgpkutkyy">
+      <w:hyperlink w:history="1" r:id="rIdjze9k1hhkfaahewpiuuzm">
         <w:r>
           <w:rPr>
             <w:rStyle w:val="Hyperlink"/>
@@ -1116,7 +1681,7 @@
           <w:sz w:val="20"/>
           <w:szCs w:val="20"/>
         </w:rPr>
-        <w:t xml:space="preserve"> · REP-2500_resolucion-locality-id.docx (v1.0, 14/09)</w:t>
+        <w:t xml:space="preserve"> · REP-2500_resolucion-locality-id.docx (v1.0, 14/09) · REP-2908-VERIF_devolucion-a-hernan.docx</w:t>
       </w:r>
     </w:p>
     <w:sectPr>
@@ -1307,6 +1872,12 @@
   </w:abstractNum>
   <w:num w:numId="1">
     <w:abstractNumId w:val="1"/>
+    <w:lvlOverride w:ilvl="0">
+      <w:startOverride w:val="1"/>
+    </w:lvlOverride>
+  </w:num>
+  <w:num w:numId="2">
+    <w:abstractNumId w:val="2"/>
     <w:lvlOverride w:ilvl="0">
       <w:startOverride w:val="1"/>
     </w:lvlOverride>
